--- a/Backend/Director_Disclosure/Output_Disclosures/2024-25/MUNDRA_CRUDE_OIL_TERMINAL_LIMITED/MBP-1/MBP1_SUDHIR_KUMAR_JHA_02815731.docx
+++ b/Backend/Director_Disclosure/Output_Disclosures/2024-25/MUNDRA_CRUDE_OIL_TERMINAL_LIMITED/MBP-1/MBP1_SUDHIR_KUMAR_JHA_02815731.docx
@@ -93,122 +93,17 @@
     </w:p>
     <w:p>
       <w:pPr>
-        <w:spacing w:before="0" w:after="0"/>
-        <w:jc w:val="left"/>
-      </w:pPr>
-      <w:r>
-        <w:rPr>
-          <w:rFonts w:ascii="Adani" w:hAnsi="Adani"/>
-          <w:b w:val="0"/>
-          <w:sz w:val="20"/>
-          <w:u w:val="none"/>
-        </w:rPr>
-        <w:t>ADANI CONTAINER TERMINAL LIMITED</w:t>
-      </w:r>
-    </w:p>
-    <w:p>
-      <w:pPr>
-        <w:spacing w:before="0" w:after="0"/>
-        <w:jc w:val="left"/>
-      </w:pPr>
-      <w:r>
-        <w:rPr>
-          <w:rFonts w:ascii="Adani" w:hAnsi="Adani"/>
-          <w:b w:val="0"/>
-          <w:sz w:val="20"/>
-          <w:u w:val="none"/>
-        </w:rPr>
-        <w:t>MUNDRA SEZ TEXTILE AND APPAREL PARK PRIVATE LIMITED</w:t>
-      </w:r>
-    </w:p>
-    <w:p>
-      <w:pPr>
-        <w:spacing w:before="0" w:after="0"/>
-        <w:jc w:val="left"/>
-      </w:pPr>
-      <w:r>
-        <w:rPr>
-          <w:rFonts w:ascii="Adani" w:hAnsi="Adani"/>
-          <w:b w:val="0"/>
-          <w:sz w:val="20"/>
-          <w:u w:val="none"/>
-        </w:rPr>
-        <w:t>ADANI WAREHOUSING SERVICES LIMITED</w:t>
-      </w:r>
-    </w:p>
-    <w:p>
-      <w:pPr>
-        <w:spacing w:before="0" w:after="0"/>
-        <w:jc w:val="left"/>
-      </w:pPr>
-      <w:r>
-        <w:rPr>
-          <w:rFonts w:ascii="Adani" w:hAnsi="Adani"/>
-          <w:b w:val="0"/>
-          <w:sz w:val="20"/>
-          <w:u w:val="none"/>
-        </w:rPr>
-        <w:t>ADANI HOSPITALS MUNDRA LIMITED</w:t>
-      </w:r>
-    </w:p>
-    <w:p>
-      <w:pPr>
-        <w:spacing w:before="0" w:after="0"/>
-        <w:jc w:val="left"/>
-      </w:pPr>
-      <w:r>
-        <w:rPr>
-          <w:rFonts w:ascii="Adani" w:hAnsi="Adani"/>
-          <w:b w:val="0"/>
-          <w:sz w:val="20"/>
-          <w:u w:val="none"/>
-        </w:rPr>
-        <w:t>MUNDRA CRUDE OIL TERMINAL LIMITED</w:t>
-      </w:r>
-    </w:p>
-    <w:p>
-      <w:pPr>
-        <w:spacing w:before="0" w:after="0"/>
-        <w:jc w:val="left"/>
-      </w:pPr>
-      <w:r>
-        <w:rPr>
-          <w:rFonts w:ascii="Adani" w:hAnsi="Adani"/>
-          <w:b w:val="0"/>
-          <w:sz w:val="20"/>
-          <w:u w:val="none"/>
-        </w:rPr>
-        <w:t>ADANI CONTAINER MANUFACTURING LIMITED</w:t>
-      </w:r>
-    </w:p>
-    <w:p>
-      <w:pPr>
-        <w:spacing w:before="0" w:after="0"/>
-        <w:jc w:val="left"/>
-      </w:pPr>
-      <w:r>
-        <w:rPr>
-          <w:rFonts w:ascii="Adani" w:hAnsi="Adani"/>
-          <w:b w:val="0"/>
-          <w:sz w:val="20"/>
-          <w:u w:val="none"/>
-        </w:rPr>
-        <w:t>THE DHAMRA PORT COMPANY LIMITED</w:t>
-      </w:r>
-    </w:p>
-    <w:p>
-      <w:pPr>
         <w:spacing w:before="0" w:after="160"/>
         <w:jc w:val="left"/>
       </w:pPr>
       <w:r>
         <w:rPr>
           <w:rFonts w:ascii="Adani" w:hAnsi="Adani"/>
-          <w:b w:val="0"/>
+          <w:b/>
           <w:sz w:val="20"/>
           <w:u w:val="none"/>
         </w:rPr>
-        <w:t>DHAMRA INFRASTRUCTURE LIMITED</w:t>
+        <w:t>MUNDRA CRUDE OIL TERMINAL LIMITED</w:t>
       </w:r>
     </w:p>
     <w:p>
@@ -778,7 +673,7 @@
                 <w:sz w:val="18"/>
                 <w:u w:val="none"/>
               </w:rPr>
-              <w:t>ADANI WAREHOUSING SERVICES LIMITED</w:t>
+              <w:t>MUNDRA CRUDE OIL TERMINAL LIMITED</w:t>
             </w:r>
           </w:p>
         </w:tc>
@@ -920,7 +815,7 @@
                 <w:sz w:val="18"/>
                 <w:u w:val="none"/>
               </w:rPr>
-              <w:t>ADANI HOSPITALS MUNDRA LIMITED</w:t>
+              <w:t>ADANI WAREHOUSING SERVICES LIMITED</w:t>
             </w:r>
           </w:p>
         </w:tc>
@@ -1062,7 +957,7 @@
                 <w:sz w:val="18"/>
                 <w:u w:val="none"/>
               </w:rPr>
-              <w:t>MUNDRA CRUDE OIL TERMINAL LIMITED</w:t>
+              <w:t>ADANI HOSPITALS MUNDRA LIMITED</w:t>
             </w:r>
           </w:p>
         </w:tc>
@@ -1289,290 +1184,6 @@
                 <w:u w:val="none"/>
               </w:rPr>
               <w:t>23/07/2025</w:t>
-            </w:r>
-          </w:p>
-        </w:tc>
-      </w:tr>
-      <w:tr>
-        <w:tc>
-          <w:tcPr>
-            <w:tcW w:type="dxa" w:w="680"/>
-            <w:shd w:val="clear" w:color="auto" w:fill="FFFFFF"/>
-            <w:tcBorders>
-              <w:top w:val="single" w:sz="4" w:space="0" w:color="000000"/>
-              <w:left w:val="single" w:sz="4" w:space="0" w:color="000000"/>
-              <w:bottom w:val="single" w:sz="4" w:space="0" w:color="000000"/>
-              <w:right w:val="single" w:sz="4" w:space="0" w:color="000000"/>
-            </w:tcBorders>
-            <w:vAlign w:val="center"/>
-          </w:tcPr>
-          <w:p>
-            <w:pPr>
-              <w:spacing w:before="40" w:after="40"/>
-              <w:jc w:val="left"/>
-            </w:pPr>
-            <w:r>
-              <w:rPr>
-                <w:rFonts w:ascii="Adani" w:hAnsi="Adani"/>
-                <w:b w:val="0"/>
-                <w:sz w:val="18"/>
-                <w:u w:val="none"/>
-              </w:rPr>
-              <w:t>7</w:t>
-            </w:r>
-          </w:p>
-        </w:tc>
-        <w:tc>
-          <w:tcPr>
-            <w:tcW w:type="dxa" w:w="3969"/>
-            <w:shd w:val="clear" w:color="auto" w:fill="FFFFFF"/>
-            <w:tcBorders>
-              <w:top w:val="single" w:sz="4" w:space="0" w:color="000000"/>
-              <w:left w:val="single" w:sz="4" w:space="0" w:color="000000"/>
-              <w:bottom w:val="single" w:sz="4" w:space="0" w:color="000000"/>
-              <w:right w:val="single" w:sz="4" w:space="0" w:color="000000"/>
-            </w:tcBorders>
-            <w:vAlign w:val="center"/>
-          </w:tcPr>
-          <w:p>
-            <w:pPr>
-              <w:spacing w:before="40" w:after="40"/>
-              <w:jc w:val="left"/>
-            </w:pPr>
-            <w:r>
-              <w:rPr>
-                <w:rFonts w:ascii="Adani" w:hAnsi="Adani"/>
-                <w:b w:val="0"/>
-                <w:sz w:val="18"/>
-                <w:u w:val="none"/>
-              </w:rPr>
-              <w:t>THE DHAMRA PORT COMPANY LIMITED</w:t>
-            </w:r>
-          </w:p>
-        </w:tc>
-        <w:tc>
-          <w:tcPr>
-            <w:tcW w:type="dxa" w:w="1814"/>
-            <w:shd w:val="clear" w:color="auto" w:fill="FFFFFF"/>
-            <w:tcBorders>
-              <w:top w:val="single" w:sz="4" w:space="0" w:color="000000"/>
-              <w:left w:val="single" w:sz="4" w:space="0" w:color="000000"/>
-              <w:bottom w:val="single" w:sz="4" w:space="0" w:color="000000"/>
-              <w:right w:val="single" w:sz="4" w:space="0" w:color="000000"/>
-            </w:tcBorders>
-            <w:vAlign w:val="center"/>
-          </w:tcPr>
-          <w:p>
-            <w:pPr>
-              <w:spacing w:before="40" w:after="40"/>
-              <w:jc w:val="left"/>
-            </w:pPr>
-            <w:r>
-              <w:rPr>
-                <w:rFonts w:ascii="Adani" w:hAnsi="Adani"/>
-                <w:b w:val="0"/>
-                <w:sz w:val="18"/>
-                <w:u w:val="none"/>
-              </w:rPr>
-              <w:t>CFO</w:t>
-            </w:r>
-          </w:p>
-        </w:tc>
-        <w:tc>
-          <w:tcPr>
-            <w:tcW w:type="dxa" w:w="1020"/>
-            <w:shd w:val="clear" w:color="auto" w:fill="FFFFFF"/>
-            <w:tcBorders>
-              <w:top w:val="single" w:sz="4" w:space="0" w:color="000000"/>
-              <w:left w:val="single" w:sz="4" w:space="0" w:color="000000"/>
-              <w:bottom w:val="single" w:sz="4" w:space="0" w:color="000000"/>
-              <w:right w:val="single" w:sz="4" w:space="0" w:color="000000"/>
-            </w:tcBorders>
-            <w:vAlign w:val="center"/>
-          </w:tcPr>
-          <w:p>
-            <w:pPr>
-              <w:spacing w:before="40" w:after="40"/>
-              <w:jc w:val="left"/>
-            </w:pPr>
-            <w:r>
-              <w:rPr>
-                <w:rFonts w:ascii="Adani" w:hAnsi="Adani"/>
-                <w:b w:val="0"/>
-                <w:sz w:val="18"/>
-                <w:u w:val="none"/>
-              </w:rPr>
-              <w:t>NIL</w:t>
-            </w:r>
-          </w:p>
-        </w:tc>
-        <w:tc>
-          <w:tcPr>
-            <w:tcW w:type="dxa" w:w="1247"/>
-            <w:shd w:val="clear" w:color="auto" w:fill="FFFFFF"/>
-            <w:tcBorders>
-              <w:top w:val="single" w:sz="4" w:space="0" w:color="000000"/>
-              <w:left w:val="single" w:sz="4" w:space="0" w:color="000000"/>
-              <w:bottom w:val="single" w:sz="4" w:space="0" w:color="000000"/>
-              <w:right w:val="single" w:sz="4" w:space="0" w:color="000000"/>
-            </w:tcBorders>
-            <w:vAlign w:val="center"/>
-          </w:tcPr>
-          <w:p>
-            <w:pPr>
-              <w:spacing w:before="40" w:after="40"/>
-              <w:jc w:val="left"/>
-            </w:pPr>
-            <w:r>
-              <w:rPr>
-                <w:rFonts w:ascii="Adani" w:hAnsi="Adani"/>
-                <w:b w:val="0"/>
-                <w:sz w:val="18"/>
-                <w:u w:val="none"/>
-              </w:rPr>
-              <w:t>22/10/2022</w:t>
-            </w:r>
-          </w:p>
-        </w:tc>
-      </w:tr>
-      <w:tr>
-        <w:tc>
-          <w:tcPr>
-            <w:tcW w:type="dxa" w:w="680"/>
-            <w:shd w:val="clear" w:color="auto" w:fill="FFFFFF"/>
-            <w:tcBorders>
-              <w:top w:val="single" w:sz="4" w:space="0" w:color="000000"/>
-              <w:left w:val="single" w:sz="4" w:space="0" w:color="000000"/>
-              <w:bottom w:val="single" w:sz="4" w:space="0" w:color="000000"/>
-              <w:right w:val="single" w:sz="4" w:space="0" w:color="000000"/>
-            </w:tcBorders>
-            <w:vAlign w:val="center"/>
-          </w:tcPr>
-          <w:p>
-            <w:pPr>
-              <w:spacing w:before="40" w:after="40"/>
-              <w:jc w:val="left"/>
-            </w:pPr>
-            <w:r>
-              <w:rPr>
-                <w:rFonts w:ascii="Adani" w:hAnsi="Adani"/>
-                <w:b w:val="0"/>
-                <w:sz w:val="18"/>
-                <w:u w:val="none"/>
-              </w:rPr>
-              <w:t>8</w:t>
-            </w:r>
-          </w:p>
-        </w:tc>
-        <w:tc>
-          <w:tcPr>
-            <w:tcW w:type="dxa" w:w="3969"/>
-            <w:shd w:val="clear" w:color="auto" w:fill="FFFFFF"/>
-            <w:tcBorders>
-              <w:top w:val="single" w:sz="4" w:space="0" w:color="000000"/>
-              <w:left w:val="single" w:sz="4" w:space="0" w:color="000000"/>
-              <w:bottom w:val="single" w:sz="4" w:space="0" w:color="000000"/>
-              <w:right w:val="single" w:sz="4" w:space="0" w:color="000000"/>
-            </w:tcBorders>
-            <w:vAlign w:val="center"/>
-          </w:tcPr>
-          <w:p>
-            <w:pPr>
-              <w:spacing w:before="40" w:after="40"/>
-              <w:jc w:val="left"/>
-            </w:pPr>
-            <w:r>
-              <w:rPr>
-                <w:rFonts w:ascii="Adani" w:hAnsi="Adani"/>
-                <w:b w:val="0"/>
-                <w:sz w:val="18"/>
-                <w:u w:val="none"/>
-              </w:rPr>
-              <w:t>DHAMRA INFRASTRUCTURE LIMITED</w:t>
-            </w:r>
-          </w:p>
-        </w:tc>
-        <w:tc>
-          <w:tcPr>
-            <w:tcW w:type="dxa" w:w="1814"/>
-            <w:shd w:val="clear" w:color="auto" w:fill="FFFFFF"/>
-            <w:tcBorders>
-              <w:top w:val="single" w:sz="4" w:space="0" w:color="000000"/>
-              <w:left w:val="single" w:sz="4" w:space="0" w:color="000000"/>
-              <w:bottom w:val="single" w:sz="4" w:space="0" w:color="000000"/>
-              <w:right w:val="single" w:sz="4" w:space="0" w:color="000000"/>
-            </w:tcBorders>
-            <w:vAlign w:val="center"/>
-          </w:tcPr>
-          <w:p>
-            <w:pPr>
-              <w:spacing w:before="40" w:after="40"/>
-              <w:jc w:val="left"/>
-            </w:pPr>
-            <w:r>
-              <w:rPr>
-                <w:rFonts w:ascii="Adani" w:hAnsi="Adani"/>
-                <w:b w:val="0"/>
-                <w:sz w:val="18"/>
-                <w:u w:val="none"/>
-              </w:rPr>
-              <w:t>CFO</w:t>
-            </w:r>
-          </w:p>
-        </w:tc>
-        <w:tc>
-          <w:tcPr>
-            <w:tcW w:type="dxa" w:w="1020"/>
-            <w:shd w:val="clear" w:color="auto" w:fill="FFFFFF"/>
-            <w:tcBorders>
-              <w:top w:val="single" w:sz="4" w:space="0" w:color="000000"/>
-              <w:left w:val="single" w:sz="4" w:space="0" w:color="000000"/>
-              <w:bottom w:val="single" w:sz="4" w:space="0" w:color="000000"/>
-              <w:right w:val="single" w:sz="4" w:space="0" w:color="000000"/>
-            </w:tcBorders>
-            <w:vAlign w:val="center"/>
-          </w:tcPr>
-          <w:p>
-            <w:pPr>
-              <w:spacing w:before="40" w:after="40"/>
-              <w:jc w:val="left"/>
-            </w:pPr>
-            <w:r>
-              <w:rPr>
-                <w:rFonts w:ascii="Adani" w:hAnsi="Adani"/>
-                <w:b w:val="0"/>
-                <w:sz w:val="18"/>
-                <w:u w:val="none"/>
-              </w:rPr>
-              <w:t>NIL</w:t>
-            </w:r>
-          </w:p>
-        </w:tc>
-        <w:tc>
-          <w:tcPr>
-            <w:tcW w:type="dxa" w:w="1247"/>
-            <w:shd w:val="clear" w:color="auto" w:fill="FFFFFF"/>
-            <w:tcBorders>
-              <w:top w:val="single" w:sz="4" w:space="0" w:color="000000"/>
-              <w:left w:val="single" w:sz="4" w:space="0" w:color="000000"/>
-              <w:bottom w:val="single" w:sz="4" w:space="0" w:color="000000"/>
-              <w:right w:val="single" w:sz="4" w:space="0" w:color="000000"/>
-            </w:tcBorders>
-            <w:vAlign w:val="center"/>
-          </w:tcPr>
-          <w:p>
-            <w:pPr>
-              <w:spacing w:before="40" w:after="40"/>
-              <w:jc w:val="left"/>
-            </w:pPr>
-            <w:r>
-              <w:rPr>
-                <w:rFonts w:ascii="Adani" w:hAnsi="Adani"/>
-                <w:b w:val="0"/>
-                <w:sz w:val="18"/>
-                <w:u w:val="none"/>
-              </w:rPr>
-              <w:t>22/10/2022</w:t>
             </w:r>
           </w:p>
         </w:tc>
@@ -1809,7 +1420,7 @@
                 <w:sz w:val="18"/>
                 <w:u w:val="none"/>
               </w:rPr>
-              <w:t>Date:   07th May, 2026</w:t>
+              <w:t>Date:   15th May, 2026</w:t>
             </w:r>
           </w:p>
         </w:tc>
@@ -2075,174 +1686,441 @@
         <w:t>:</w:t>
       </w:r>
     </w:p>
-    <w:p>
-      <w:pPr>
-        <w:pStyle w:val="ListNumber"/>
-        <w:spacing w:before="0" w:after="40"/>
-        <w:ind w:left="720"/>
-      </w:pPr>
-      <w:r>
-        <w:rPr>
-          <w:rFonts w:ascii="Adani" w:hAnsi="Adani"/>
-          <w:b w:val="0"/>
-          <w:sz w:val="20"/>
-          <w:u w:val="none"/>
-        </w:rPr>
-        <w:t>Father</w:t>
-        <w:tab/>
-        <w:tab/>
-        <w:t>:</w:t>
-        <w:tab/>
-        <w:t>NIL</w:t>
-      </w:r>
-    </w:p>
-    <w:p>
-      <w:pPr>
-        <w:pStyle w:val="ListNumber"/>
-        <w:spacing w:before="0" w:after="40"/>
-        <w:ind w:left="720"/>
-      </w:pPr>
-      <w:r>
-        <w:rPr>
-          <w:rFonts w:ascii="Adani" w:hAnsi="Adani"/>
-          <w:b w:val="0"/>
-          <w:sz w:val="20"/>
-          <w:u w:val="none"/>
-        </w:rPr>
-        <w:t>Mother</w:t>
-        <w:tab/>
-        <w:tab/>
-        <w:t>:</w:t>
-        <w:tab/>
-        <w:t>NIL</w:t>
-      </w:r>
-    </w:p>
-    <w:p>
-      <w:pPr>
-        <w:pStyle w:val="ListNumber"/>
-        <w:spacing w:before="0" w:after="40"/>
-        <w:ind w:left="720"/>
-      </w:pPr>
-      <w:r>
-        <w:rPr>
-          <w:rFonts w:ascii="Adani" w:hAnsi="Adani"/>
-          <w:b w:val="0"/>
-          <w:sz w:val="20"/>
-          <w:u w:val="none"/>
-        </w:rPr>
-        <w:t>Son</w:t>
-        <w:tab/>
-        <w:tab/>
-        <w:t>:</w:t>
-        <w:tab/>
-        <w:t>NIL</w:t>
-      </w:r>
-    </w:p>
-    <w:p>
-      <w:pPr>
-        <w:pStyle w:val="ListNumber"/>
-        <w:spacing w:before="0" w:after="40"/>
-        <w:ind w:left="720"/>
-      </w:pPr>
-      <w:r>
-        <w:rPr>
-          <w:rFonts w:ascii="Adani" w:hAnsi="Adani"/>
-          <w:b w:val="0"/>
-          <w:sz w:val="20"/>
-          <w:u w:val="none"/>
-        </w:rPr>
-        <w:t>Son's Wife</w:t>
-        <w:tab/>
-        <w:tab/>
-        <w:t>:</w:t>
-        <w:tab/>
-        <w:t>NIL</w:t>
-      </w:r>
-    </w:p>
-    <w:p>
-      <w:pPr>
-        <w:pStyle w:val="ListNumber"/>
-        <w:spacing w:before="0" w:after="40"/>
-        <w:ind w:left="720"/>
-      </w:pPr>
-      <w:r>
-        <w:rPr>
-          <w:rFonts w:ascii="Adani" w:hAnsi="Adani"/>
-          <w:b w:val="0"/>
-          <w:sz w:val="20"/>
-          <w:u w:val="none"/>
-        </w:rPr>
-        <w:t>Daughter</w:t>
-        <w:tab/>
-        <w:tab/>
-        <w:t>:</w:t>
-        <w:tab/>
-        <w:t>NIL</w:t>
-      </w:r>
-    </w:p>
-    <w:p>
-      <w:pPr>
-        <w:pStyle w:val="ListNumber"/>
-        <w:spacing w:before="0" w:after="40"/>
-        <w:ind w:left="720"/>
-      </w:pPr>
-      <w:r>
-        <w:rPr>
-          <w:rFonts w:ascii="Adani" w:hAnsi="Adani"/>
-          <w:b w:val="0"/>
-          <w:sz w:val="20"/>
-          <w:u w:val="none"/>
-        </w:rPr>
-        <w:t>Daughter's Husband</w:t>
-        <w:tab/>
-        <w:tab/>
-        <w:t>:</w:t>
-        <w:tab/>
-        <w:t>NIL</w:t>
-      </w:r>
-    </w:p>
-    <w:p>
-      <w:pPr>
-        <w:pStyle w:val="ListNumber"/>
-        <w:spacing w:before="0" w:after="40"/>
-        <w:ind w:left="720"/>
-      </w:pPr>
-      <w:r>
-        <w:rPr>
-          <w:rFonts w:ascii="Adani" w:hAnsi="Adani"/>
-          <w:b w:val="0"/>
-          <w:sz w:val="20"/>
-          <w:u w:val="none"/>
-        </w:rPr>
-        <w:t>Brother</w:t>
-        <w:tab/>
-        <w:tab/>
-        <w:t>:</w:t>
-        <w:tab/>
-        <w:t>NIL</w:t>
-      </w:r>
-    </w:p>
-    <w:p>
-      <w:pPr>
-        <w:pStyle w:val="ListNumber"/>
-        <w:spacing w:before="0" w:after="40"/>
-        <w:ind w:left="720"/>
-      </w:pPr>
-      <w:r>
-        <w:rPr>
-          <w:rFonts w:ascii="Adani" w:hAnsi="Adani"/>
-          <w:b w:val="0"/>
-          <w:sz w:val="20"/>
-          <w:u w:val="none"/>
-        </w:rPr>
-        <w:t>Sister</w:t>
-        <w:tab/>
-        <w:tab/>
-        <w:t>:</w:t>
-        <w:tab/>
-        <w:t>NIL</w:t>
-      </w:r>
-    </w:p>
+    <w:tbl>
+      <w:tblPr>
+        <w:tblW w:type="auto" w:w="0"/>
+        <w:jc w:val="left"/>
+        <w:tblLook w:firstColumn="1" w:firstRow="1" w:lastColumn="0" w:lastRow="0" w:noHBand="0" w:noVBand="1" w:val="04A0"/>
+      </w:tblPr>
+      <w:tblGrid>
+        <w:gridCol w:w="4536"/>
+        <w:gridCol w:w="4536"/>
+      </w:tblGrid>
+      <w:tr>
+        <w:tc>
+          <w:tcPr>
+            <w:tcW w:type="dxa" w:w="4536"/>
+            <w:tcBorders>
+              <w:top w:val="none"/>
+              <w:bottom w:val="none"/>
+              <w:left w:val="none"/>
+              <w:right w:val="none"/>
+            </w:tcBorders>
+          </w:tcPr>
+          <w:p>
+            <w:pPr>
+              <w:ind w:left="720"/>
+            </w:pPr>
+            <w:r>
+              <w:rPr>
+                <w:rFonts w:ascii="Adani" w:hAnsi="Adani"/>
+                <w:b w:val="0"/>
+                <w:sz w:val="20"/>
+                <w:u w:val="none"/>
+              </w:rPr>
+              <w:t>1.</w:t>
+              <w:tab/>
+              <w:t>Father</w:t>
+              <w:tab/>
+              <w:t>:</w:t>
+            </w:r>
+          </w:p>
+        </w:tc>
+        <w:tc>
+          <w:tcPr>
+            <w:tcW w:type="dxa" w:w="4536"/>
+            <w:tcBorders>
+              <w:top w:val="none"/>
+              <w:bottom w:val="none"/>
+              <w:left w:val="none"/>
+              <w:right w:val="none"/>
+            </w:tcBorders>
+          </w:tcPr>
+          <w:p>
+            <w:r>
+              <w:rPr>
+                <w:rFonts w:ascii="Adani" w:hAnsi="Adani"/>
+                <w:b w:val="0"/>
+                <w:sz w:val="20"/>
+                <w:u w:val="none"/>
+              </w:rPr>
+              <w:t>NIL</w:t>
+            </w:r>
+          </w:p>
+        </w:tc>
+      </w:tr>
+      <w:tr>
+        <w:tc>
+          <w:tcPr>
+            <w:tcW w:type="dxa" w:w="4536"/>
+            <w:tcBorders>
+              <w:top w:val="none"/>
+              <w:bottom w:val="none"/>
+              <w:left w:val="none"/>
+              <w:right w:val="none"/>
+            </w:tcBorders>
+          </w:tcPr>
+          <w:p>
+            <w:pPr>
+              <w:ind w:left="720"/>
+            </w:pPr>
+            <w:r>
+              <w:rPr>
+                <w:rFonts w:ascii="Adani" w:hAnsi="Adani"/>
+                <w:b w:val="0"/>
+                <w:sz w:val="20"/>
+                <w:u w:val="none"/>
+              </w:rPr>
+              <w:t>2.</w:t>
+              <w:tab/>
+              <w:t>Mother</w:t>
+              <w:tab/>
+              <w:t>:</w:t>
+            </w:r>
+          </w:p>
+        </w:tc>
+        <w:tc>
+          <w:tcPr>
+            <w:tcW w:type="dxa" w:w="4536"/>
+            <w:tcBorders>
+              <w:top w:val="none"/>
+              <w:bottom w:val="none"/>
+              <w:left w:val="none"/>
+              <w:right w:val="none"/>
+            </w:tcBorders>
+          </w:tcPr>
+          <w:p>
+            <w:r>
+              <w:rPr>
+                <w:rFonts w:ascii="Adani" w:hAnsi="Adani"/>
+                <w:b w:val="0"/>
+                <w:sz w:val="20"/>
+                <w:u w:val="none"/>
+              </w:rPr>
+              <w:t>NIL</w:t>
+            </w:r>
+          </w:p>
+        </w:tc>
+      </w:tr>
+      <w:tr>
+        <w:tc>
+          <w:tcPr>
+            <w:tcW w:type="dxa" w:w="4536"/>
+            <w:tcBorders>
+              <w:top w:val="none"/>
+              <w:bottom w:val="none"/>
+              <w:left w:val="none"/>
+              <w:right w:val="none"/>
+            </w:tcBorders>
+          </w:tcPr>
+          <w:p>
+            <w:pPr>
+              <w:ind w:left="720"/>
+            </w:pPr>
+            <w:r>
+              <w:rPr>
+                <w:rFonts w:ascii="Adani" w:hAnsi="Adani"/>
+                <w:b w:val="0"/>
+                <w:sz w:val="20"/>
+                <w:u w:val="none"/>
+              </w:rPr>
+              <w:t>3.</w:t>
+              <w:tab/>
+              <w:t>Son</w:t>
+              <w:tab/>
+              <w:t>:</w:t>
+            </w:r>
+          </w:p>
+        </w:tc>
+        <w:tc>
+          <w:tcPr>
+            <w:tcW w:type="dxa" w:w="4536"/>
+            <w:tcBorders>
+              <w:top w:val="none"/>
+              <w:bottom w:val="none"/>
+              <w:left w:val="none"/>
+              <w:right w:val="none"/>
+            </w:tcBorders>
+          </w:tcPr>
+          <w:p>
+            <w:r>
+              <w:rPr>
+                <w:rFonts w:ascii="Adani" w:hAnsi="Adani"/>
+                <w:b w:val="0"/>
+                <w:sz w:val="20"/>
+                <w:u w:val="none"/>
+              </w:rPr>
+              <w:t>NIL</w:t>
+            </w:r>
+          </w:p>
+        </w:tc>
+      </w:tr>
+      <w:tr>
+        <w:tc>
+          <w:tcPr>
+            <w:tcW w:type="dxa" w:w="4536"/>
+            <w:tcBorders>
+              <w:top w:val="none"/>
+              <w:bottom w:val="none"/>
+              <w:left w:val="none"/>
+              <w:right w:val="none"/>
+            </w:tcBorders>
+          </w:tcPr>
+          <w:p>
+            <w:pPr>
+              <w:ind w:left="720"/>
+            </w:pPr>
+            <w:r>
+              <w:rPr>
+                <w:rFonts w:ascii="Adani" w:hAnsi="Adani"/>
+                <w:b w:val="0"/>
+                <w:sz w:val="20"/>
+                <w:u w:val="none"/>
+              </w:rPr>
+              <w:t>4.</w:t>
+              <w:tab/>
+              <w:t>Son's Wife</w:t>
+              <w:tab/>
+              <w:t>:</w:t>
+            </w:r>
+          </w:p>
+        </w:tc>
+        <w:tc>
+          <w:tcPr>
+            <w:tcW w:type="dxa" w:w="4536"/>
+            <w:tcBorders>
+              <w:top w:val="none"/>
+              <w:bottom w:val="none"/>
+              <w:left w:val="none"/>
+              <w:right w:val="none"/>
+            </w:tcBorders>
+          </w:tcPr>
+          <w:p>
+            <w:r>
+              <w:rPr>
+                <w:rFonts w:ascii="Adani" w:hAnsi="Adani"/>
+                <w:b w:val="0"/>
+                <w:sz w:val="20"/>
+                <w:u w:val="none"/>
+              </w:rPr>
+              <w:t>NIL</w:t>
+            </w:r>
+          </w:p>
+        </w:tc>
+      </w:tr>
+      <w:tr>
+        <w:tc>
+          <w:tcPr>
+            <w:tcW w:type="dxa" w:w="4536"/>
+            <w:tcBorders>
+              <w:top w:val="none"/>
+              <w:bottom w:val="none"/>
+              <w:left w:val="none"/>
+              <w:right w:val="none"/>
+            </w:tcBorders>
+          </w:tcPr>
+          <w:p>
+            <w:pPr>
+              <w:ind w:left="720"/>
+            </w:pPr>
+            <w:r>
+              <w:rPr>
+                <w:rFonts w:ascii="Adani" w:hAnsi="Adani"/>
+                <w:b w:val="0"/>
+                <w:sz w:val="20"/>
+                <w:u w:val="none"/>
+              </w:rPr>
+              <w:t>5.</w:t>
+              <w:tab/>
+              <w:t>Daughter</w:t>
+              <w:tab/>
+              <w:t>:</w:t>
+            </w:r>
+          </w:p>
+        </w:tc>
+        <w:tc>
+          <w:tcPr>
+            <w:tcW w:type="dxa" w:w="4536"/>
+            <w:tcBorders>
+              <w:top w:val="none"/>
+              <w:bottom w:val="none"/>
+              <w:left w:val="none"/>
+              <w:right w:val="none"/>
+            </w:tcBorders>
+          </w:tcPr>
+          <w:p>
+            <w:r>
+              <w:rPr>
+                <w:rFonts w:ascii="Adani" w:hAnsi="Adani"/>
+                <w:b w:val="0"/>
+                <w:sz w:val="20"/>
+                <w:u w:val="none"/>
+              </w:rPr>
+              <w:t>NIL</w:t>
+            </w:r>
+          </w:p>
+        </w:tc>
+      </w:tr>
+      <w:tr>
+        <w:tc>
+          <w:tcPr>
+            <w:tcW w:type="dxa" w:w="4536"/>
+            <w:tcBorders>
+              <w:top w:val="none"/>
+              <w:bottom w:val="none"/>
+              <w:left w:val="none"/>
+              <w:right w:val="none"/>
+            </w:tcBorders>
+          </w:tcPr>
+          <w:p>
+            <w:pPr>
+              <w:ind w:left="720"/>
+            </w:pPr>
+            <w:r>
+              <w:rPr>
+                <w:rFonts w:ascii="Adani" w:hAnsi="Adani"/>
+                <w:b w:val="0"/>
+                <w:sz w:val="20"/>
+                <w:u w:val="none"/>
+              </w:rPr>
+              <w:t>6.</w:t>
+              <w:tab/>
+              <w:t>Daughter's Husband</w:t>
+              <w:tab/>
+              <w:t>:</w:t>
+            </w:r>
+          </w:p>
+        </w:tc>
+        <w:tc>
+          <w:tcPr>
+            <w:tcW w:type="dxa" w:w="4536"/>
+            <w:tcBorders>
+              <w:top w:val="none"/>
+              <w:bottom w:val="none"/>
+              <w:left w:val="none"/>
+              <w:right w:val="none"/>
+            </w:tcBorders>
+          </w:tcPr>
+          <w:p>
+            <w:r>
+              <w:rPr>
+                <w:rFonts w:ascii="Adani" w:hAnsi="Adani"/>
+                <w:b w:val="0"/>
+                <w:sz w:val="20"/>
+                <w:u w:val="none"/>
+              </w:rPr>
+              <w:t>NIL</w:t>
+            </w:r>
+          </w:p>
+        </w:tc>
+      </w:tr>
+      <w:tr>
+        <w:tc>
+          <w:tcPr>
+            <w:tcW w:type="dxa" w:w="4536"/>
+            <w:tcBorders>
+              <w:top w:val="none"/>
+              <w:bottom w:val="none"/>
+              <w:left w:val="none"/>
+              <w:right w:val="none"/>
+            </w:tcBorders>
+          </w:tcPr>
+          <w:p>
+            <w:pPr>
+              <w:ind w:left="720"/>
+            </w:pPr>
+            <w:r>
+              <w:rPr>
+                <w:rFonts w:ascii="Adani" w:hAnsi="Adani"/>
+                <w:b w:val="0"/>
+                <w:sz w:val="20"/>
+                <w:u w:val="none"/>
+              </w:rPr>
+              <w:t>7.</w:t>
+              <w:tab/>
+              <w:t>Brother</w:t>
+              <w:tab/>
+              <w:t>:</w:t>
+            </w:r>
+          </w:p>
+        </w:tc>
+        <w:tc>
+          <w:tcPr>
+            <w:tcW w:type="dxa" w:w="4536"/>
+            <w:tcBorders>
+              <w:top w:val="none"/>
+              <w:bottom w:val="none"/>
+              <w:left w:val="none"/>
+              <w:right w:val="none"/>
+            </w:tcBorders>
+          </w:tcPr>
+          <w:p>
+            <w:r>
+              <w:rPr>
+                <w:rFonts w:ascii="Adani" w:hAnsi="Adani"/>
+                <w:b w:val="0"/>
+                <w:sz w:val="20"/>
+                <w:u w:val="none"/>
+              </w:rPr>
+              <w:t>NIL</w:t>
+            </w:r>
+          </w:p>
+        </w:tc>
+      </w:tr>
+      <w:tr>
+        <w:tc>
+          <w:tcPr>
+            <w:tcW w:type="dxa" w:w="4536"/>
+            <w:tcBorders>
+              <w:top w:val="none"/>
+              <w:bottom w:val="none"/>
+              <w:left w:val="none"/>
+              <w:right w:val="none"/>
+            </w:tcBorders>
+          </w:tcPr>
+          <w:p>
+            <w:pPr>
+              <w:ind w:left="720"/>
+            </w:pPr>
+            <w:r>
+              <w:rPr>
+                <w:rFonts w:ascii="Adani" w:hAnsi="Adani"/>
+                <w:b w:val="0"/>
+                <w:sz w:val="20"/>
+                <w:u w:val="none"/>
+              </w:rPr>
+              <w:t>8.</w:t>
+              <w:tab/>
+              <w:t>Sister</w:t>
+              <w:tab/>
+              <w:t>:</w:t>
+            </w:r>
+          </w:p>
+        </w:tc>
+        <w:tc>
+          <w:tcPr>
+            <w:tcW w:type="dxa" w:w="4536"/>
+            <w:tcBorders>
+              <w:top w:val="none"/>
+              <w:bottom w:val="none"/>
+              <w:left w:val="none"/>
+              <w:right w:val="none"/>
+            </w:tcBorders>
+          </w:tcPr>
+          <w:p>
+            <w:r>
+              <w:rPr>
+                <w:rFonts w:ascii="Adani" w:hAnsi="Adani"/>
+                <w:b w:val="0"/>
+                <w:sz w:val="20"/>
+                <w:u w:val="none"/>
+              </w:rPr>
+              <w:t>NIL</w:t>
+            </w:r>
+          </w:p>
+        </w:tc>
+      </w:tr>
+    </w:tbl>
     <w:p/>
     <w:p>
       <w:pPr>
@@ -2579,7 +2457,7 @@
                 <w:sz w:val="18"/>
                 <w:u w:val="none"/>
               </w:rPr>
-              <w:t>Date:   07th May, 2026</w:t>
+              <w:t>Date:   15th May, 2026</w:t>
             </w:r>
           </w:p>
         </w:tc>
@@ -2740,7 +2618,7 @@
           <w:sz w:val="20"/>
           <w:u w:val="none"/>
         </w:rPr>
-        <w:t>07th May, 2026</w:t>
+        <w:t>15th May, 2026</w:t>
       </w:r>
     </w:p>
     <w:p>
@@ -2815,6 +2693,21 @@
           <w:sz w:val="20"/>
           <w:u w:val="none"/>
         </w:rPr>
+        <w:t>MUNDRA CRUDE OIL TERMINAL LIMITED</w:t>
+      </w:r>
+    </w:p>
+    <w:p>
+      <w:pPr>
+        <w:spacing w:before="0" w:after="20"/>
+        <w:jc w:val="left"/>
+      </w:pPr>
+      <w:r>
+        <w:rPr>
+          <w:rFonts w:ascii="Adani" w:hAnsi="Adani"/>
+          <w:b/>
+          <w:sz w:val="20"/>
+          <w:u w:val="none"/>
+        </w:rPr>
         <w:t>ADANI WAREHOUSING SERVICES LIMITED</w:t>
       </w:r>
     </w:p>
@@ -2845,52 +2738,7 @@
           <w:sz w:val="20"/>
           <w:u w:val="none"/>
         </w:rPr>
-        <w:t>MUNDRA CRUDE OIL TERMINAL LIMITED</w:t>
-      </w:r>
-    </w:p>
-    <w:p>
-      <w:pPr>
-        <w:spacing w:before="0" w:after="20"/>
-        <w:jc w:val="left"/>
-      </w:pPr>
-      <w:r>
-        <w:rPr>
-          <w:rFonts w:ascii="Adani" w:hAnsi="Adani"/>
-          <w:b/>
-          <w:sz w:val="20"/>
-          <w:u w:val="none"/>
-        </w:rPr>
         <w:t>ADANI CONTAINER MANUFACTURING LIMITED</w:t>
-      </w:r>
-    </w:p>
-    <w:p>
-      <w:pPr>
-        <w:spacing w:before="0" w:after="20"/>
-        <w:jc w:val="left"/>
-      </w:pPr>
-      <w:r>
-        <w:rPr>
-          <w:rFonts w:ascii="Adani" w:hAnsi="Adani"/>
-          <w:b/>
-          <w:sz w:val="20"/>
-          <w:u w:val="none"/>
-        </w:rPr>
-        <w:t>THE DHAMRA PORT COMPANY LIMITED</w:t>
-      </w:r>
-    </w:p>
-    <w:p>
-      <w:pPr>
-        <w:spacing w:before="0" w:after="20"/>
-        <w:jc w:val="left"/>
-      </w:pPr>
-      <w:r>
-        <w:rPr>
-          <w:rFonts w:ascii="Adani" w:hAnsi="Adani"/>
-          <w:b/>
-          <w:sz w:val="20"/>
-          <w:u w:val="none"/>
-        </w:rPr>
-        <w:t>DHAMRA INFRASTRUCTURE LIMITED</w:t>
       </w:r>
     </w:p>
     <w:p/>
@@ -2966,6 +2814,21 @@
           <w:sz w:val="20"/>
           <w:u w:val="none"/>
         </w:rPr>
+        <w:t>MUNDRA CRUDE OIL TERMINAL LIMITED</w:t>
+      </w:r>
+    </w:p>
+    <w:p>
+      <w:pPr>
+        <w:spacing w:before="0" w:after="20"/>
+        <w:jc w:val="left"/>
+      </w:pPr>
+      <w:r>
+        <w:rPr>
+          <w:rFonts w:ascii="Adani" w:hAnsi="Adani"/>
+          <w:b w:val="0"/>
+          <w:sz w:val="20"/>
+          <w:u w:val="none"/>
+        </w:rPr>
         <w:t>ADANI WAREHOUSING SERVICES LIMITED</w:t>
       </w:r>
     </w:p>
@@ -2996,52 +2859,7 @@
           <w:sz w:val="20"/>
           <w:u w:val="none"/>
         </w:rPr>
-        <w:t>MUNDRA CRUDE OIL TERMINAL LIMITED</w:t>
-      </w:r>
-    </w:p>
-    <w:p>
-      <w:pPr>
-        <w:spacing w:before="0" w:after="20"/>
-        <w:jc w:val="left"/>
-      </w:pPr>
-      <w:r>
-        <w:rPr>
-          <w:rFonts w:ascii="Adani" w:hAnsi="Adani"/>
-          <w:b w:val="0"/>
-          <w:sz w:val="20"/>
-          <w:u w:val="none"/>
-        </w:rPr>
         <w:t>ADANI CONTAINER MANUFACTURING LIMITED</w:t>
-      </w:r>
-    </w:p>
-    <w:p>
-      <w:pPr>
-        <w:spacing w:before="0" w:after="20"/>
-        <w:jc w:val="left"/>
-      </w:pPr>
-      <w:r>
-        <w:rPr>
-          <w:rFonts w:ascii="Adani" w:hAnsi="Adani"/>
-          <w:b w:val="0"/>
-          <w:sz w:val="20"/>
-          <w:u w:val="none"/>
-        </w:rPr>
-        <w:t>THE DHAMRA PORT COMPANY LIMITED</w:t>
-      </w:r>
-    </w:p>
-    <w:p>
-      <w:pPr>
-        <w:spacing w:before="0" w:after="20"/>
-        <w:jc w:val="left"/>
-      </w:pPr>
-      <w:r>
-        <w:rPr>
-          <w:rFonts w:ascii="Adani" w:hAnsi="Adani"/>
-          <w:b w:val="0"/>
-          <w:sz w:val="20"/>
-          <w:u w:val="none"/>
-        </w:rPr>
-        <w:t>DHAMRA INFRASTRUCTURE LIMITED</w:t>
       </w:r>
     </w:p>
     <w:p/>
@@ -3864,7 +3682,7 @@
                 <w:sz w:val="18"/>
                 <w:u w:val="none"/>
               </w:rPr>
-              <w:t>8</w:t>
+              <w:t>6</w:t>
             </w:r>
           </w:p>
         </w:tc>
@@ -4265,6 +4083,120 @@
                 <w:sz w:val="18"/>
                 <w:u w:val="none"/>
               </w:rPr>
+              <w:t>U74110GJ2018PLC102451</w:t>
+            </w:r>
+          </w:p>
+        </w:tc>
+        <w:tc>
+          <w:tcPr>
+            <w:tcW w:type="dxa" w:w="4252"/>
+            <w:shd w:val="clear" w:color="auto" w:fill="FFFFFF"/>
+            <w:tcBorders>
+              <w:top w:val="single" w:sz="4" w:space="0" w:color="000000"/>
+              <w:left w:val="single" w:sz="4" w:space="0" w:color="000000"/>
+              <w:bottom w:val="single" w:sz="4" w:space="0" w:color="000000"/>
+              <w:right w:val="single" w:sz="4" w:space="0" w:color="000000"/>
+            </w:tcBorders>
+            <w:vAlign w:val="center"/>
+          </w:tcPr>
+          <w:p>
+            <w:pPr>
+              <w:spacing w:before="40" w:after="40"/>
+              <w:jc w:val="left"/>
+            </w:pPr>
+            <w:r>
+              <w:rPr>
+                <w:rFonts w:ascii="Adani" w:hAnsi="Adani"/>
+                <w:b w:val="0"/>
+                <w:sz w:val="18"/>
+                <w:u w:val="none"/>
+              </w:rPr>
+              <w:t>MUNDRA CRUDE OIL TERMINAL LIMITED</w:t>
+            </w:r>
+          </w:p>
+        </w:tc>
+        <w:tc>
+          <w:tcPr>
+            <w:tcW w:type="dxa" w:w="1587"/>
+            <w:shd w:val="clear" w:color="auto" w:fill="FFFFFF"/>
+            <w:tcBorders>
+              <w:top w:val="single" w:sz="4" w:space="0" w:color="000000"/>
+              <w:left w:val="single" w:sz="4" w:space="0" w:color="000000"/>
+              <w:bottom w:val="single" w:sz="4" w:space="0" w:color="000000"/>
+              <w:right w:val="single" w:sz="4" w:space="0" w:color="000000"/>
+            </w:tcBorders>
+            <w:vAlign w:val="center"/>
+          </w:tcPr>
+          <w:p>
+            <w:pPr>
+              <w:spacing w:before="40" w:after="40"/>
+              <w:jc w:val="left"/>
+            </w:pPr>
+            <w:r>
+              <w:rPr>
+                <w:rFonts w:ascii="Adani" w:hAnsi="Adani"/>
+                <w:b w:val="0"/>
+                <w:sz w:val="18"/>
+                <w:u w:val="none"/>
+              </w:rPr>
+              <w:t>Additional Director</w:t>
+            </w:r>
+          </w:p>
+        </w:tc>
+        <w:tc>
+          <w:tcPr>
+            <w:tcW w:type="dxa" w:w="1304"/>
+            <w:shd w:val="clear" w:color="auto" w:fill="FFFFFF"/>
+            <w:tcBorders>
+              <w:top w:val="single" w:sz="4" w:space="0" w:color="000000"/>
+              <w:left w:val="single" w:sz="4" w:space="0" w:color="000000"/>
+              <w:bottom w:val="single" w:sz="4" w:space="0" w:color="000000"/>
+              <w:right w:val="single" w:sz="4" w:space="0" w:color="000000"/>
+            </w:tcBorders>
+            <w:vAlign w:val="center"/>
+          </w:tcPr>
+          <w:p>
+            <w:pPr>
+              <w:spacing w:before="40" w:after="40"/>
+              <w:jc w:val="left"/>
+            </w:pPr>
+            <w:r>
+              <w:rPr>
+                <w:rFonts w:ascii="Adani" w:hAnsi="Adani"/>
+                <w:b w:val="0"/>
+                <w:sz w:val="18"/>
+                <w:u w:val="none"/>
+              </w:rPr>
+              <w:t>24/07/2025</w:t>
+            </w:r>
+          </w:p>
+        </w:tc>
+      </w:tr>
+      <w:tr>
+        <w:tc>
+          <w:tcPr>
+            <w:tcW w:type="dxa" w:w="2268"/>
+            <w:shd w:val="clear" w:color="auto" w:fill="FFFFFF"/>
+            <w:tcBorders>
+              <w:top w:val="single" w:sz="4" w:space="0" w:color="000000"/>
+              <w:left w:val="single" w:sz="4" w:space="0" w:color="000000"/>
+              <w:bottom w:val="single" w:sz="4" w:space="0" w:color="000000"/>
+              <w:right w:val="single" w:sz="4" w:space="0" w:color="000000"/>
+            </w:tcBorders>
+            <w:vAlign w:val="center"/>
+          </w:tcPr>
+          <w:p>
+            <w:pPr>
+              <w:spacing w:before="40" w:after="40"/>
+              <w:jc w:val="left"/>
+            </w:pPr>
+            <w:r>
+              <w:rPr>
+                <w:rFonts w:ascii="Adani" w:hAnsi="Adani"/>
+                <w:b w:val="0"/>
+                <w:sz w:val="18"/>
+                <w:u w:val="none"/>
+              </w:rPr>
               <w:t>U63020GJ2012PLC069972</w:t>
             </w:r>
           </w:p>
@@ -4493,120 +4425,6 @@
                 <w:sz w:val="18"/>
                 <w:u w:val="none"/>
               </w:rPr>
-              <w:t>U74110GJ2018PLC102451</w:t>
-            </w:r>
-          </w:p>
-        </w:tc>
-        <w:tc>
-          <w:tcPr>
-            <w:tcW w:type="dxa" w:w="4252"/>
-            <w:shd w:val="clear" w:color="auto" w:fill="FFFFFF"/>
-            <w:tcBorders>
-              <w:top w:val="single" w:sz="4" w:space="0" w:color="000000"/>
-              <w:left w:val="single" w:sz="4" w:space="0" w:color="000000"/>
-              <w:bottom w:val="single" w:sz="4" w:space="0" w:color="000000"/>
-              <w:right w:val="single" w:sz="4" w:space="0" w:color="000000"/>
-            </w:tcBorders>
-            <w:vAlign w:val="center"/>
-          </w:tcPr>
-          <w:p>
-            <w:pPr>
-              <w:spacing w:before="40" w:after="40"/>
-              <w:jc w:val="left"/>
-            </w:pPr>
-            <w:r>
-              <w:rPr>
-                <w:rFonts w:ascii="Adani" w:hAnsi="Adani"/>
-                <w:b w:val="0"/>
-                <w:sz w:val="18"/>
-                <w:u w:val="none"/>
-              </w:rPr>
-              <w:t>MUNDRA CRUDE OIL TERMINAL LIMITED</w:t>
-            </w:r>
-          </w:p>
-        </w:tc>
-        <w:tc>
-          <w:tcPr>
-            <w:tcW w:type="dxa" w:w="1587"/>
-            <w:shd w:val="clear" w:color="auto" w:fill="FFFFFF"/>
-            <w:tcBorders>
-              <w:top w:val="single" w:sz="4" w:space="0" w:color="000000"/>
-              <w:left w:val="single" w:sz="4" w:space="0" w:color="000000"/>
-              <w:bottom w:val="single" w:sz="4" w:space="0" w:color="000000"/>
-              <w:right w:val="single" w:sz="4" w:space="0" w:color="000000"/>
-            </w:tcBorders>
-            <w:vAlign w:val="center"/>
-          </w:tcPr>
-          <w:p>
-            <w:pPr>
-              <w:spacing w:before="40" w:after="40"/>
-              <w:jc w:val="left"/>
-            </w:pPr>
-            <w:r>
-              <w:rPr>
-                <w:rFonts w:ascii="Adani" w:hAnsi="Adani"/>
-                <w:b w:val="0"/>
-                <w:sz w:val="18"/>
-                <w:u w:val="none"/>
-              </w:rPr>
-              <w:t>Additional Director</w:t>
-            </w:r>
-          </w:p>
-        </w:tc>
-        <w:tc>
-          <w:tcPr>
-            <w:tcW w:type="dxa" w:w="1304"/>
-            <w:shd w:val="clear" w:color="auto" w:fill="FFFFFF"/>
-            <w:tcBorders>
-              <w:top w:val="single" w:sz="4" w:space="0" w:color="000000"/>
-              <w:left w:val="single" w:sz="4" w:space="0" w:color="000000"/>
-              <w:bottom w:val="single" w:sz="4" w:space="0" w:color="000000"/>
-              <w:right w:val="single" w:sz="4" w:space="0" w:color="000000"/>
-            </w:tcBorders>
-            <w:vAlign w:val="center"/>
-          </w:tcPr>
-          <w:p>
-            <w:pPr>
-              <w:spacing w:before="40" w:after="40"/>
-              <w:jc w:val="left"/>
-            </w:pPr>
-            <w:r>
-              <w:rPr>
-                <w:rFonts w:ascii="Adani" w:hAnsi="Adani"/>
-                <w:b w:val="0"/>
-                <w:sz w:val="18"/>
-                <w:u w:val="none"/>
-              </w:rPr>
-              <w:t>24/07/2025</w:t>
-            </w:r>
-          </w:p>
-        </w:tc>
-      </w:tr>
-      <w:tr>
-        <w:tc>
-          <w:tcPr>
-            <w:tcW w:type="dxa" w:w="2268"/>
-            <w:shd w:val="clear" w:color="auto" w:fill="FFFFFF"/>
-            <w:tcBorders>
-              <w:top w:val="single" w:sz="4" w:space="0" w:color="000000"/>
-              <w:left w:val="single" w:sz="4" w:space="0" w:color="000000"/>
-              <w:bottom w:val="single" w:sz="4" w:space="0" w:color="000000"/>
-              <w:right w:val="single" w:sz="4" w:space="0" w:color="000000"/>
-            </w:tcBorders>
-            <w:vAlign w:val="center"/>
-          </w:tcPr>
-          <w:p>
-            <w:pPr>
-              <w:spacing w:before="40" w:after="40"/>
-              <w:jc w:val="left"/>
-            </w:pPr>
-            <w:r>
-              <w:rPr>
-                <w:rFonts w:ascii="Adani" w:hAnsi="Adani"/>
-                <w:b w:val="0"/>
-                <w:sz w:val="18"/>
-                <w:u w:val="none"/>
-              </w:rPr>
               <w:t>U35100GJ2013PLC113349</w:t>
             </w:r>
           </w:p>
@@ -4692,234 +4510,6 @@
                 <w:u w:val="none"/>
               </w:rPr>
               <w:t>23/07/2025</w:t>
-            </w:r>
-          </w:p>
-        </w:tc>
-      </w:tr>
-      <w:tr>
-        <w:tc>
-          <w:tcPr>
-            <w:tcW w:type="dxa" w:w="2268"/>
-            <w:shd w:val="clear" w:color="auto" w:fill="FFFFFF"/>
-            <w:tcBorders>
-              <w:top w:val="single" w:sz="4" w:space="0" w:color="000000"/>
-              <w:left w:val="single" w:sz="4" w:space="0" w:color="000000"/>
-              <w:bottom w:val="single" w:sz="4" w:space="0" w:color="000000"/>
-              <w:right w:val="single" w:sz="4" w:space="0" w:color="000000"/>
-            </w:tcBorders>
-            <w:vAlign w:val="center"/>
-          </w:tcPr>
-          <w:p>
-            <w:pPr>
-              <w:spacing w:before="40" w:after="40"/>
-              <w:jc w:val="left"/>
-            </w:pPr>
-            <w:r>
-              <w:rPr>
-                <w:rFonts w:ascii="Adani" w:hAnsi="Adani"/>
-                <w:b w:val="0"/>
-                <w:sz w:val="18"/>
-                <w:u w:val="none"/>
-              </w:rPr>
-              <w:t>U45205OR1998PLC005448</w:t>
-            </w:r>
-          </w:p>
-        </w:tc>
-        <w:tc>
-          <w:tcPr>
-            <w:tcW w:type="dxa" w:w="4252"/>
-            <w:shd w:val="clear" w:color="auto" w:fill="FFFFFF"/>
-            <w:tcBorders>
-              <w:top w:val="single" w:sz="4" w:space="0" w:color="000000"/>
-              <w:left w:val="single" w:sz="4" w:space="0" w:color="000000"/>
-              <w:bottom w:val="single" w:sz="4" w:space="0" w:color="000000"/>
-              <w:right w:val="single" w:sz="4" w:space="0" w:color="000000"/>
-            </w:tcBorders>
-            <w:vAlign w:val="center"/>
-          </w:tcPr>
-          <w:p>
-            <w:pPr>
-              <w:spacing w:before="40" w:after="40"/>
-              <w:jc w:val="left"/>
-            </w:pPr>
-            <w:r>
-              <w:rPr>
-                <w:rFonts w:ascii="Adani" w:hAnsi="Adani"/>
-                <w:b w:val="0"/>
-                <w:sz w:val="18"/>
-                <w:u w:val="none"/>
-              </w:rPr>
-              <w:t>THE DHAMRA PORT COMPANY LIMITED</w:t>
-            </w:r>
-          </w:p>
-        </w:tc>
-        <w:tc>
-          <w:tcPr>
-            <w:tcW w:type="dxa" w:w="1587"/>
-            <w:shd w:val="clear" w:color="auto" w:fill="FFFFFF"/>
-            <w:tcBorders>
-              <w:top w:val="single" w:sz="4" w:space="0" w:color="000000"/>
-              <w:left w:val="single" w:sz="4" w:space="0" w:color="000000"/>
-              <w:bottom w:val="single" w:sz="4" w:space="0" w:color="000000"/>
-              <w:right w:val="single" w:sz="4" w:space="0" w:color="000000"/>
-            </w:tcBorders>
-            <w:vAlign w:val="center"/>
-          </w:tcPr>
-          <w:p>
-            <w:pPr>
-              <w:spacing w:before="40" w:after="40"/>
-              <w:jc w:val="left"/>
-            </w:pPr>
-            <w:r>
-              <w:rPr>
-                <w:rFonts w:ascii="Adani" w:hAnsi="Adani"/>
-                <w:b w:val="0"/>
-                <w:sz w:val="18"/>
-                <w:u w:val="none"/>
-              </w:rPr>
-              <w:t>CFO</w:t>
-            </w:r>
-          </w:p>
-        </w:tc>
-        <w:tc>
-          <w:tcPr>
-            <w:tcW w:type="dxa" w:w="1304"/>
-            <w:shd w:val="clear" w:color="auto" w:fill="FFFFFF"/>
-            <w:tcBorders>
-              <w:top w:val="single" w:sz="4" w:space="0" w:color="000000"/>
-              <w:left w:val="single" w:sz="4" w:space="0" w:color="000000"/>
-              <w:bottom w:val="single" w:sz="4" w:space="0" w:color="000000"/>
-              <w:right w:val="single" w:sz="4" w:space="0" w:color="000000"/>
-            </w:tcBorders>
-            <w:vAlign w:val="center"/>
-          </w:tcPr>
-          <w:p>
-            <w:pPr>
-              <w:spacing w:before="40" w:after="40"/>
-              <w:jc w:val="left"/>
-            </w:pPr>
-            <w:r>
-              <w:rPr>
-                <w:rFonts w:ascii="Adani" w:hAnsi="Adani"/>
-                <w:b w:val="0"/>
-                <w:sz w:val="18"/>
-                <w:u w:val="none"/>
-              </w:rPr>
-              <w:t>22/10/2022</w:t>
-            </w:r>
-          </w:p>
-        </w:tc>
-      </w:tr>
-      <w:tr>
-        <w:tc>
-          <w:tcPr>
-            <w:tcW w:type="dxa" w:w="2268"/>
-            <w:shd w:val="clear" w:color="auto" w:fill="FFFFFF"/>
-            <w:tcBorders>
-              <w:top w:val="single" w:sz="4" w:space="0" w:color="000000"/>
-              <w:left w:val="single" w:sz="4" w:space="0" w:color="000000"/>
-              <w:bottom w:val="single" w:sz="4" w:space="0" w:color="000000"/>
-              <w:right w:val="single" w:sz="4" w:space="0" w:color="000000"/>
-            </w:tcBorders>
-            <w:vAlign w:val="center"/>
-          </w:tcPr>
-          <w:p>
-            <w:pPr>
-              <w:spacing w:before="40" w:after="40"/>
-              <w:jc w:val="left"/>
-            </w:pPr>
-            <w:r>
-              <w:rPr>
-                <w:rFonts w:ascii="Adani" w:hAnsi="Adani"/>
-                <w:b w:val="0"/>
-                <w:sz w:val="18"/>
-                <w:u w:val="none"/>
-              </w:rPr>
-              <w:t>U45400OR2007PLC015831</w:t>
-            </w:r>
-          </w:p>
-        </w:tc>
-        <w:tc>
-          <w:tcPr>
-            <w:tcW w:type="dxa" w:w="4252"/>
-            <w:shd w:val="clear" w:color="auto" w:fill="FFFFFF"/>
-            <w:tcBorders>
-              <w:top w:val="single" w:sz="4" w:space="0" w:color="000000"/>
-              <w:left w:val="single" w:sz="4" w:space="0" w:color="000000"/>
-              <w:bottom w:val="single" w:sz="4" w:space="0" w:color="000000"/>
-              <w:right w:val="single" w:sz="4" w:space="0" w:color="000000"/>
-            </w:tcBorders>
-            <w:vAlign w:val="center"/>
-          </w:tcPr>
-          <w:p>
-            <w:pPr>
-              <w:spacing w:before="40" w:after="40"/>
-              <w:jc w:val="left"/>
-            </w:pPr>
-            <w:r>
-              <w:rPr>
-                <w:rFonts w:ascii="Adani" w:hAnsi="Adani"/>
-                <w:b w:val="0"/>
-                <w:sz w:val="18"/>
-                <w:u w:val="none"/>
-              </w:rPr>
-              <w:t>DHAMRA INFRASTRUCTURE LIMITED</w:t>
-            </w:r>
-          </w:p>
-        </w:tc>
-        <w:tc>
-          <w:tcPr>
-            <w:tcW w:type="dxa" w:w="1587"/>
-            <w:shd w:val="clear" w:color="auto" w:fill="FFFFFF"/>
-            <w:tcBorders>
-              <w:top w:val="single" w:sz="4" w:space="0" w:color="000000"/>
-              <w:left w:val="single" w:sz="4" w:space="0" w:color="000000"/>
-              <w:bottom w:val="single" w:sz="4" w:space="0" w:color="000000"/>
-              <w:right w:val="single" w:sz="4" w:space="0" w:color="000000"/>
-            </w:tcBorders>
-            <w:vAlign w:val="center"/>
-          </w:tcPr>
-          <w:p>
-            <w:pPr>
-              <w:spacing w:before="40" w:after="40"/>
-              <w:jc w:val="left"/>
-            </w:pPr>
-            <w:r>
-              <w:rPr>
-                <w:rFonts w:ascii="Adani" w:hAnsi="Adani"/>
-                <w:b w:val="0"/>
-                <w:sz w:val="18"/>
-                <w:u w:val="none"/>
-              </w:rPr>
-              <w:t>CFO</w:t>
-            </w:r>
-          </w:p>
-        </w:tc>
-        <w:tc>
-          <w:tcPr>
-            <w:tcW w:type="dxa" w:w="1304"/>
-            <w:shd w:val="clear" w:color="auto" w:fill="FFFFFF"/>
-            <w:tcBorders>
-              <w:top w:val="single" w:sz="4" w:space="0" w:color="000000"/>
-              <w:left w:val="single" w:sz="4" w:space="0" w:color="000000"/>
-              <w:bottom w:val="single" w:sz="4" w:space="0" w:color="000000"/>
-              <w:right w:val="single" w:sz="4" w:space="0" w:color="000000"/>
-            </w:tcBorders>
-            <w:vAlign w:val="center"/>
-          </w:tcPr>
-          <w:p>
-            <w:pPr>
-              <w:spacing w:before="40" w:after="40"/>
-              <w:jc w:val="left"/>
-            </w:pPr>
-            <w:r>
-              <w:rPr>
-                <w:rFonts w:ascii="Adani" w:hAnsi="Adani"/>
-                <w:b w:val="0"/>
-                <w:sz w:val="18"/>
-                <w:u w:val="none"/>
-              </w:rPr>
-              <w:t>22/10/2022</w:t>
             </w:r>
           </w:p>
         </w:tc>

--- a/Backend/Director_Disclosure/Output_Disclosures/2024-25/MUNDRA_CRUDE_OIL_TERMINAL_LIMITED/MBP-1/MBP1_SUDHIR_KUMAR_JHA_02815731.docx
+++ b/Backend/Director_Disclosure/Output_Disclosures/2024-25/MUNDRA_CRUDE_OIL_TERMINAL_LIMITED/MBP-1/MBP1_SUDHIR_KUMAR_JHA_02815731.docx
@@ -1420,7 +1420,7 @@
                 <w:sz w:val="18"/>
                 <w:u w:val="none"/>
               </w:rPr>
-              <w:t>Date:   15th May, 2026</w:t>
+              <w:t>Date:   27th May, 2026</w:t>
             </w:r>
           </w:p>
         </w:tc>
@@ -2457,7 +2457,7 @@
                 <w:sz w:val="18"/>
                 <w:u w:val="none"/>
               </w:rPr>
-              <w:t>Date:   15th May, 2026</w:t>
+              <w:t>Date:   27th May, 2026</w:t>
             </w:r>
           </w:p>
         </w:tc>
@@ -2618,7 +2618,7 @@
           <w:sz w:val="20"/>
           <w:u w:val="none"/>
         </w:rPr>
-        <w:t>15th May, 2026</w:t>
+        <w:t>27th May, 2026</w:t>
       </w:r>
     </w:p>
     <w:p>

--- a/Backend/Director_Disclosure/Output_Disclosures/2024-25/MUNDRA_CRUDE_OIL_TERMINAL_LIMITED/MBP-1/MBP1_SUDHIR_KUMAR_JHA_02815731.docx
+++ b/Backend/Director_Disclosure/Output_Disclosures/2024-25/MUNDRA_CRUDE_OIL_TERMINAL_LIMITED/MBP-1/MBP1_SUDHIR_KUMAR_JHA_02815731.docx
@@ -673,7 +673,7 @@
                 <w:sz w:val="18"/>
                 <w:u w:val="none"/>
               </w:rPr>
-              <w:t>MUNDRA CRUDE OIL TERMINAL LIMITED</w:t>
+              <w:t>ADANI WAREHOUSING SERVICES LIMITED</w:t>
             </w:r>
           </w:p>
         </w:tc>
@@ -815,7 +815,7 @@
                 <w:sz w:val="18"/>
                 <w:u w:val="none"/>
               </w:rPr>
-              <w:t>ADANI WAREHOUSING SERVICES LIMITED</w:t>
+              <w:t>ADANI HOSPITALS MUNDRA LIMITED</w:t>
             </w:r>
           </w:p>
         </w:tc>
@@ -957,7 +957,7 @@
                 <w:sz w:val="18"/>
                 <w:u w:val="none"/>
               </w:rPr>
-              <w:t>ADANI HOSPITALS MUNDRA LIMITED</w:t>
+              <w:t>MUNDRA CRUDE OIL TERMINAL LIMITED</w:t>
             </w:r>
           </w:p>
         </w:tc>
@@ -1420,7 +1420,7 @@
                 <w:sz w:val="18"/>
                 <w:u w:val="none"/>
               </w:rPr>
-              <w:t>Date:   27th May, 2026</w:t>
+              <w:t>Date:   09th June, 2026</w:t>
             </w:r>
           </w:p>
         </w:tc>
@@ -2457,7 +2457,7 @@
                 <w:sz w:val="18"/>
                 <w:u w:val="none"/>
               </w:rPr>
-              <w:t>Date:   27th May, 2026</w:t>
+              <w:t>Date:   09th June, 2026</w:t>
             </w:r>
           </w:p>
         </w:tc>
@@ -2618,7 +2618,7 @@
           <w:sz w:val="20"/>
           <w:u w:val="none"/>
         </w:rPr>
-        <w:t>27th May, 2026</w:t>
+        <w:t>09th June, 2026</w:t>
       </w:r>
     </w:p>
     <w:p>
@@ -2693,21 +2693,6 @@
           <w:sz w:val="20"/>
           <w:u w:val="none"/>
         </w:rPr>
-        <w:t>MUNDRA CRUDE OIL TERMINAL LIMITED</w:t>
-      </w:r>
-    </w:p>
-    <w:p>
-      <w:pPr>
-        <w:spacing w:before="0" w:after="20"/>
-        <w:jc w:val="left"/>
-      </w:pPr>
-      <w:r>
-        <w:rPr>
-          <w:rFonts w:ascii="Adani" w:hAnsi="Adani"/>
-          <w:b/>
-          <w:sz w:val="20"/>
-          <w:u w:val="none"/>
-        </w:rPr>
         <w:t>ADANI WAREHOUSING SERVICES LIMITED</w:t>
       </w:r>
     </w:p>
@@ -2724,6 +2709,21 @@
           <w:u w:val="none"/>
         </w:rPr>
         <w:t>ADANI HOSPITALS MUNDRA LIMITED</w:t>
+      </w:r>
+    </w:p>
+    <w:p>
+      <w:pPr>
+        <w:spacing w:before="0" w:after="20"/>
+        <w:jc w:val="left"/>
+      </w:pPr>
+      <w:r>
+        <w:rPr>
+          <w:rFonts w:ascii="Adani" w:hAnsi="Adani"/>
+          <w:b/>
+          <w:sz w:val="20"/>
+          <w:u w:val="none"/>
+        </w:rPr>
+        <w:t>MUNDRA CRUDE OIL TERMINAL LIMITED</w:t>
       </w:r>
     </w:p>
     <w:p>
@@ -2814,21 +2814,6 @@
           <w:sz w:val="20"/>
           <w:u w:val="none"/>
         </w:rPr>
-        <w:t>MUNDRA CRUDE OIL TERMINAL LIMITED</w:t>
-      </w:r>
-    </w:p>
-    <w:p>
-      <w:pPr>
-        <w:spacing w:before="0" w:after="20"/>
-        <w:jc w:val="left"/>
-      </w:pPr>
-      <w:r>
-        <w:rPr>
-          <w:rFonts w:ascii="Adani" w:hAnsi="Adani"/>
-          <w:b w:val="0"/>
-          <w:sz w:val="20"/>
-          <w:u w:val="none"/>
-        </w:rPr>
         <w:t>ADANI WAREHOUSING SERVICES LIMITED</w:t>
       </w:r>
     </w:p>
@@ -2845,6 +2830,21 @@
           <w:u w:val="none"/>
         </w:rPr>
         <w:t>ADANI HOSPITALS MUNDRA LIMITED</w:t>
+      </w:r>
+    </w:p>
+    <w:p>
+      <w:pPr>
+        <w:spacing w:before="0" w:after="20"/>
+        <w:jc w:val="left"/>
+      </w:pPr>
+      <w:r>
+        <w:rPr>
+          <w:rFonts w:ascii="Adani" w:hAnsi="Adani"/>
+          <w:b w:val="0"/>
+          <w:sz w:val="20"/>
+          <w:u w:val="none"/>
+        </w:rPr>
+        <w:t>MUNDRA CRUDE OIL TERMINAL LIMITED</w:t>
       </w:r>
     </w:p>
     <w:p>
@@ -4083,120 +4083,6 @@
                 <w:sz w:val="18"/>
                 <w:u w:val="none"/>
               </w:rPr>
-              <w:t>U74110GJ2018PLC102451</w:t>
-            </w:r>
-          </w:p>
-        </w:tc>
-        <w:tc>
-          <w:tcPr>
-            <w:tcW w:type="dxa" w:w="4252"/>
-            <w:shd w:val="clear" w:color="auto" w:fill="FFFFFF"/>
-            <w:tcBorders>
-              <w:top w:val="single" w:sz="4" w:space="0" w:color="000000"/>
-              <w:left w:val="single" w:sz="4" w:space="0" w:color="000000"/>
-              <w:bottom w:val="single" w:sz="4" w:space="0" w:color="000000"/>
-              <w:right w:val="single" w:sz="4" w:space="0" w:color="000000"/>
-            </w:tcBorders>
-            <w:vAlign w:val="center"/>
-          </w:tcPr>
-          <w:p>
-            <w:pPr>
-              <w:spacing w:before="40" w:after="40"/>
-              <w:jc w:val="left"/>
-            </w:pPr>
-            <w:r>
-              <w:rPr>
-                <w:rFonts w:ascii="Adani" w:hAnsi="Adani"/>
-                <w:b w:val="0"/>
-                <w:sz w:val="18"/>
-                <w:u w:val="none"/>
-              </w:rPr>
-              <w:t>MUNDRA CRUDE OIL TERMINAL LIMITED</w:t>
-            </w:r>
-          </w:p>
-        </w:tc>
-        <w:tc>
-          <w:tcPr>
-            <w:tcW w:type="dxa" w:w="1587"/>
-            <w:shd w:val="clear" w:color="auto" w:fill="FFFFFF"/>
-            <w:tcBorders>
-              <w:top w:val="single" w:sz="4" w:space="0" w:color="000000"/>
-              <w:left w:val="single" w:sz="4" w:space="0" w:color="000000"/>
-              <w:bottom w:val="single" w:sz="4" w:space="0" w:color="000000"/>
-              <w:right w:val="single" w:sz="4" w:space="0" w:color="000000"/>
-            </w:tcBorders>
-            <w:vAlign w:val="center"/>
-          </w:tcPr>
-          <w:p>
-            <w:pPr>
-              <w:spacing w:before="40" w:after="40"/>
-              <w:jc w:val="left"/>
-            </w:pPr>
-            <w:r>
-              <w:rPr>
-                <w:rFonts w:ascii="Adani" w:hAnsi="Adani"/>
-                <w:b w:val="0"/>
-                <w:sz w:val="18"/>
-                <w:u w:val="none"/>
-              </w:rPr>
-              <w:t>Additional Director</w:t>
-            </w:r>
-          </w:p>
-        </w:tc>
-        <w:tc>
-          <w:tcPr>
-            <w:tcW w:type="dxa" w:w="1304"/>
-            <w:shd w:val="clear" w:color="auto" w:fill="FFFFFF"/>
-            <w:tcBorders>
-              <w:top w:val="single" w:sz="4" w:space="0" w:color="000000"/>
-              <w:left w:val="single" w:sz="4" w:space="0" w:color="000000"/>
-              <w:bottom w:val="single" w:sz="4" w:space="0" w:color="000000"/>
-              <w:right w:val="single" w:sz="4" w:space="0" w:color="000000"/>
-            </w:tcBorders>
-            <w:vAlign w:val="center"/>
-          </w:tcPr>
-          <w:p>
-            <w:pPr>
-              <w:spacing w:before="40" w:after="40"/>
-              <w:jc w:val="left"/>
-            </w:pPr>
-            <w:r>
-              <w:rPr>
-                <w:rFonts w:ascii="Adani" w:hAnsi="Adani"/>
-                <w:b w:val="0"/>
-                <w:sz w:val="18"/>
-                <w:u w:val="none"/>
-              </w:rPr>
-              <w:t>24/07/2025</w:t>
-            </w:r>
-          </w:p>
-        </w:tc>
-      </w:tr>
-      <w:tr>
-        <w:tc>
-          <w:tcPr>
-            <w:tcW w:type="dxa" w:w="2268"/>
-            <w:shd w:val="clear" w:color="auto" w:fill="FFFFFF"/>
-            <w:tcBorders>
-              <w:top w:val="single" w:sz="4" w:space="0" w:color="000000"/>
-              <w:left w:val="single" w:sz="4" w:space="0" w:color="000000"/>
-              <w:bottom w:val="single" w:sz="4" w:space="0" w:color="000000"/>
-              <w:right w:val="single" w:sz="4" w:space="0" w:color="000000"/>
-            </w:tcBorders>
-            <w:vAlign w:val="center"/>
-          </w:tcPr>
-          <w:p>
-            <w:pPr>
-              <w:spacing w:before="40" w:after="40"/>
-              <w:jc w:val="left"/>
-            </w:pPr>
-            <w:r>
-              <w:rPr>
-                <w:rFonts w:ascii="Adani" w:hAnsi="Adani"/>
-                <w:b w:val="0"/>
-                <w:sz w:val="18"/>
-                <w:u w:val="none"/>
-              </w:rPr>
               <w:t>U63020GJ2012PLC069972</w:t>
             </w:r>
           </w:p>
@@ -4340,6 +4226,120 @@
                 <w:u w:val="none"/>
               </w:rPr>
               <w:t>ADANI HOSPITALS MUNDRA LIMITED</w:t>
+            </w:r>
+          </w:p>
+        </w:tc>
+        <w:tc>
+          <w:tcPr>
+            <w:tcW w:type="dxa" w:w="1587"/>
+            <w:shd w:val="clear" w:color="auto" w:fill="FFFFFF"/>
+            <w:tcBorders>
+              <w:top w:val="single" w:sz="4" w:space="0" w:color="000000"/>
+              <w:left w:val="single" w:sz="4" w:space="0" w:color="000000"/>
+              <w:bottom w:val="single" w:sz="4" w:space="0" w:color="000000"/>
+              <w:right w:val="single" w:sz="4" w:space="0" w:color="000000"/>
+            </w:tcBorders>
+            <w:vAlign w:val="center"/>
+          </w:tcPr>
+          <w:p>
+            <w:pPr>
+              <w:spacing w:before="40" w:after="40"/>
+              <w:jc w:val="left"/>
+            </w:pPr>
+            <w:r>
+              <w:rPr>
+                <w:rFonts w:ascii="Adani" w:hAnsi="Adani"/>
+                <w:b w:val="0"/>
+                <w:sz w:val="18"/>
+                <w:u w:val="none"/>
+              </w:rPr>
+              <w:t>Additional Director</w:t>
+            </w:r>
+          </w:p>
+        </w:tc>
+        <w:tc>
+          <w:tcPr>
+            <w:tcW w:type="dxa" w:w="1304"/>
+            <w:shd w:val="clear" w:color="auto" w:fill="FFFFFF"/>
+            <w:tcBorders>
+              <w:top w:val="single" w:sz="4" w:space="0" w:color="000000"/>
+              <w:left w:val="single" w:sz="4" w:space="0" w:color="000000"/>
+              <w:bottom w:val="single" w:sz="4" w:space="0" w:color="000000"/>
+              <w:right w:val="single" w:sz="4" w:space="0" w:color="000000"/>
+            </w:tcBorders>
+            <w:vAlign w:val="center"/>
+          </w:tcPr>
+          <w:p>
+            <w:pPr>
+              <w:spacing w:before="40" w:after="40"/>
+              <w:jc w:val="left"/>
+            </w:pPr>
+            <w:r>
+              <w:rPr>
+                <w:rFonts w:ascii="Adani" w:hAnsi="Adani"/>
+                <w:b w:val="0"/>
+                <w:sz w:val="18"/>
+                <w:u w:val="none"/>
+              </w:rPr>
+              <w:t>24/07/2025</w:t>
+            </w:r>
+          </w:p>
+        </w:tc>
+      </w:tr>
+      <w:tr>
+        <w:tc>
+          <w:tcPr>
+            <w:tcW w:type="dxa" w:w="2268"/>
+            <w:shd w:val="clear" w:color="auto" w:fill="FFFFFF"/>
+            <w:tcBorders>
+              <w:top w:val="single" w:sz="4" w:space="0" w:color="000000"/>
+              <w:left w:val="single" w:sz="4" w:space="0" w:color="000000"/>
+              <w:bottom w:val="single" w:sz="4" w:space="0" w:color="000000"/>
+              <w:right w:val="single" w:sz="4" w:space="0" w:color="000000"/>
+            </w:tcBorders>
+            <w:vAlign w:val="center"/>
+          </w:tcPr>
+          <w:p>
+            <w:pPr>
+              <w:spacing w:before="40" w:after="40"/>
+              <w:jc w:val="left"/>
+            </w:pPr>
+            <w:r>
+              <w:rPr>
+                <w:rFonts w:ascii="Adani" w:hAnsi="Adani"/>
+                <w:b w:val="0"/>
+                <w:sz w:val="18"/>
+                <w:u w:val="none"/>
+              </w:rPr>
+              <w:t>U74110GJ2018PLC102451</w:t>
+            </w:r>
+          </w:p>
+        </w:tc>
+        <w:tc>
+          <w:tcPr>
+            <w:tcW w:type="dxa" w:w="4252"/>
+            <w:shd w:val="clear" w:color="auto" w:fill="FFFFFF"/>
+            <w:tcBorders>
+              <w:top w:val="single" w:sz="4" w:space="0" w:color="000000"/>
+              <w:left w:val="single" w:sz="4" w:space="0" w:color="000000"/>
+              <w:bottom w:val="single" w:sz="4" w:space="0" w:color="000000"/>
+              <w:right w:val="single" w:sz="4" w:space="0" w:color="000000"/>
+            </w:tcBorders>
+            <w:vAlign w:val="center"/>
+          </w:tcPr>
+          <w:p>
+            <w:pPr>
+              <w:spacing w:before="40" w:after="40"/>
+              <w:jc w:val="left"/>
+            </w:pPr>
+            <w:r>
+              <w:rPr>
+                <w:rFonts w:ascii="Adani" w:hAnsi="Adani"/>
+                <w:b w:val="0"/>
+                <w:sz w:val="18"/>
+                <w:u w:val="none"/>
+              </w:rPr>
+              <w:t>MUNDRA CRUDE OIL TERMINAL LIMITED</w:t>
             </w:r>
           </w:p>
         </w:tc>
